--- a/Docs/TechTask/ТЗ 0.0.4.docx
+++ b/Docs/TechTask/ТЗ 0.0.4.docx
@@ -269,45 +269,75 @@
       <w:r>
         <w:t>+</w:t>
       </w:r>
+      <w:r>
+        <w:t>0.0.</w:t>
+      </w:r>
+      <w:r>
+        <w:t>4</w:t>
+      </w:r>
+      <w:r>
+        <w:t xml:space="preserve">.1. </w:t>
+      </w:r>
+      <w:r>
+        <w:t xml:space="preserve">Дополнительное действие», перечисления «Тип дополнительного действия», «Условие </w:t>
+      </w:r>
+      <w:proofErr w:type="spellStart"/>
+      <w:r>
+        <w:t>сработки</w:t>
+      </w:r>
+      <w:proofErr w:type="spellEnd"/>
+      <w:r>
+        <w:t xml:space="preserve"> дополнительного действия».</w:t>
+      </w:r>
+      <w:r>
+        <w:t xml:space="preserve">, </w:t>
+      </w:r>
+      <w:proofErr w:type="spellStart"/>
+      <w:r>
+        <w:t>репозитории</w:t>
+      </w:r>
+      <w:proofErr w:type="spellEnd"/>
+      <w:r>
+        <w:t>.</w:t>
+      </w:r>
+      <w:r>
+        <w:t xml:space="preserve"> </w:t>
+      </w:r>
+    </w:p>
+    <w:p>
+      <w:r>
+        <w:t>0.0.4.2. Отображение дополнительных действий на карточке проекта:</w:t>
+      </w:r>
+    </w:p>
+    <w:p>
+      <w:r>
+        <w:tab/>
+      </w:r>
+      <w:r>
+        <w:t>0.0.4.2.</w:t>
+      </w:r>
+      <w:r>
+        <w:t xml:space="preserve">1. </w:t>
+      </w:r>
+      <w:proofErr w:type="spellStart"/>
+      <w:r>
+        <w:t>Бэк</w:t>
+      </w:r>
+      <w:proofErr w:type="spellEnd"/>
+    </w:p>
+    <w:p>
+      <w:r>
+        <w:tab/>
+      </w:r>
+      <w:r>
+        <w:t>0.0.4.2.</w:t>
+      </w:r>
+      <w:r>
+        <w:t>2. Фронт</w:t>
+      </w:r>
       <w:bookmarkStart w:id="0" w:name="_GoBack"/>
       <w:bookmarkEnd w:id="0"/>
-      <w:r>
-        <w:t>0.0.</w:t>
-      </w:r>
-      <w:r>
-        <w:t>4</w:t>
-      </w:r>
-      <w:r>
-        <w:t xml:space="preserve">.1. </w:t>
-      </w:r>
-      <w:r>
-        <w:t xml:space="preserve">Дополнительное действие», перечисления «Тип дополнительного действия», «Условие </w:t>
-      </w:r>
-      <w:proofErr w:type="spellStart"/>
-      <w:r>
-        <w:t>сработки</w:t>
-      </w:r>
-      <w:proofErr w:type="spellEnd"/>
-      <w:r>
-        <w:t xml:space="preserve"> дополнительного действия».</w:t>
-      </w:r>
-      <w:r>
-        <w:t xml:space="preserve">, </w:t>
-      </w:r>
-      <w:proofErr w:type="spellStart"/>
-      <w:r>
-        <w:t>репозитории</w:t>
-      </w:r>
-      <w:proofErr w:type="spellEnd"/>
-      <w:r>
-        <w:t>.</w:t>
-      </w:r>
-      <w:r>
-        <w:t xml:space="preserve"> </w:t>
-      </w:r>
-    </w:p>
-    <w:p/>
-    <w:p/>
+    </w:p>
     <w:p/>
     <w:p/>
     <w:sectPr>

--- a/Docs/TechTask/ТЗ 0.0.4.docx
+++ b/Docs/TechTask/ТЗ 0.0.4.docx
@@ -312,12 +312,7 @@
     <w:p>
       <w:r>
         <w:tab/>
-      </w:r>
-      <w:r>
-        <w:t>0.0.4.2.</w:t>
-      </w:r>
-      <w:r>
-        <w:t xml:space="preserve">1. </w:t>
+        <w:t xml:space="preserve">0.0.4.2.1. </w:t>
       </w:r>
       <w:proofErr w:type="spellStart"/>
       <w:r>
@@ -328,15 +323,68 @@
     <w:p>
       <w:r>
         <w:tab/>
-      </w:r>
-      <w:r>
-        <w:t>0.0.4.2.</w:t>
-      </w:r>
-      <w:r>
-        <w:t>2. Фронт</w:t>
+        <w:t>0.0.4.2.2. Фронт</w:t>
+      </w:r>
+    </w:p>
+    <w:p>
+      <w:r>
+        <w:rPr>
+          <w:rFonts w:ascii="Segoe UI" w:hAnsi="Segoe UI" w:cs="Segoe UI"/>
+          <w:color w:val="212529"/>
+          <w:shd w:val="clear" w:color="auto" w:fill="FFFFFF"/>
+        </w:rPr>
+        <w:t>0.0.4.3</w:t>
+      </w:r>
+      <w:r>
+        <w:rPr>
+          <w:rFonts w:ascii="Segoe UI" w:hAnsi="Segoe UI" w:cs="Segoe UI"/>
+          <w:color w:val="212529"/>
+          <w:shd w:val="clear" w:color="auto" w:fill="FFFFFF"/>
+        </w:rPr>
+        <w:t xml:space="preserve">. </w:t>
+      </w:r>
+      <w:r>
+        <w:t>Добавить методы интеграции с Бухгалтерией:</w:t>
+      </w:r>
+    </w:p>
+    <w:p/>
+    <w:p>
+      <w:r>
+        <w:t>0.0.4.4. Добавление Дополнительного действия:</w:t>
+      </w:r>
+    </w:p>
+    <w:p>
+      <w:r>
+        <w:tab/>
+      </w:r>
+      <w:r>
+        <w:t>0.0.4.</w:t>
+      </w:r>
+      <w:r>
+        <w:t>4</w:t>
+      </w:r>
+      <w:r>
+        <w:t xml:space="preserve">.1. </w:t>
+      </w:r>
+      <w:proofErr w:type="spellStart"/>
+      <w:r>
+        <w:t>Бэк</w:t>
+      </w:r>
+      <w:proofErr w:type="spellEnd"/>
+    </w:p>
+    <w:p>
+      <w:r>
+        <w:tab/>
+        <w:t>0.0.4.</w:t>
+      </w:r>
+      <w:r>
+        <w:t>4</w:t>
       </w:r>
       <w:bookmarkStart w:id="0" w:name="_GoBack"/>
       <w:bookmarkEnd w:id="0"/>
+      <w:r>
+        <w:t>.2. Фронт</w:t>
+      </w:r>
     </w:p>
     <w:p/>
     <w:p/>

--- a/Docs/TechTask/ТЗ 0.0.4.docx
+++ b/Docs/TechTask/ТЗ 0.0.4.docx
@@ -207,7 +207,15 @@
       </w:r>
       <w:proofErr w:type="spellEnd"/>
       <w:r>
-        <w:t>: «При добавлении», «При удалении», «При закрытии», «При отсрочке».</w:t>
+        <w:t>: «При добавлении», «При удалении», «</w:t>
+      </w:r>
+      <w:bookmarkStart w:id="0" w:name="_GoBack"/>
+      <w:r>
+        <w:t>При закрытии</w:t>
+      </w:r>
+      <w:bookmarkEnd w:id="0"/>
+      <w:r>
+        <w:t>», «При отсрочке».</w:t>
       </w:r>
     </w:p>
     <w:p>
@@ -333,15 +341,7 @@
           <w:color w:val="212529"/>
           <w:shd w:val="clear" w:color="auto" w:fill="FFFFFF"/>
         </w:rPr>
-        <w:t>0.0.4.3</w:t>
-      </w:r>
-      <w:r>
-        <w:rPr>
-          <w:rFonts w:ascii="Segoe UI" w:hAnsi="Segoe UI" w:cs="Segoe UI"/>
-          <w:color w:val="212529"/>
-          <w:shd w:val="clear" w:color="auto" w:fill="FFFFFF"/>
-        </w:rPr>
-        <w:t xml:space="preserve">. </w:t>
+        <w:t xml:space="preserve">0.0.4.3. </w:t>
       </w:r>
       <w:r>
         <w:t>Добавить методы интеграции с Бухгалтерией:</w:t>
@@ -356,36 +356,34 @@
     <w:p>
       <w:r>
         <w:tab/>
-      </w:r>
+        <w:t xml:space="preserve">0.0.4.4.1. </w:t>
+      </w:r>
+      <w:proofErr w:type="spellStart"/>
+      <w:r>
+        <w:t>Бэк</w:t>
+      </w:r>
+      <w:proofErr w:type="spellEnd"/>
+    </w:p>
+    <w:p>
+      <w:r>
+        <w:tab/>
+        <w:t>0.0.4.4.2. Фронт</w:t>
+      </w:r>
+    </w:p>
+    <w:p/>
+    <w:p>
       <w:r>
         <w:t>0.0.4.</w:t>
       </w:r>
       <w:r>
-        <w:t>4</w:t>
-      </w:r>
-      <w:r>
-        <w:t xml:space="preserve">.1. </w:t>
-      </w:r>
-      <w:proofErr w:type="spellStart"/>
-      <w:r>
-        <w:t>Бэк</w:t>
-      </w:r>
-      <w:proofErr w:type="spellEnd"/>
-    </w:p>
-    <w:p>
-      <w:r>
-        <w:tab/>
-        <w:t>0.0.4.</w:t>
-      </w:r>
-      <w:r>
-        <w:t>4</w:t>
-      </w:r>
-      <w:bookmarkStart w:id="0" w:name="_GoBack"/>
-      <w:bookmarkEnd w:id="0"/>
-      <w:r>
-        <w:t>.2. Фронт</w:t>
-      </w:r>
-    </w:p>
+        <w:t>5. Обработка дополнительных действий при срабатывании условия:</w:t>
+      </w:r>
+    </w:p>
+    <w:p/>
+    <w:p/>
+    <w:p/>
+    <w:p/>
+    <w:p/>
     <w:p/>
     <w:p/>
     <w:sectPr>

--- a/Docs/TechTask/ТЗ 0.0.4.docx
+++ b/Docs/TechTask/ТЗ 0.0.4.docx
@@ -207,15 +207,7 @@
       </w:r>
       <w:proofErr w:type="spellEnd"/>
       <w:r>
-        <w:t>: «При добавлении», «При удалении», «</w:t>
-      </w:r>
-      <w:bookmarkStart w:id="0" w:name="_GoBack"/>
-      <w:r>
-        <w:t>При закрытии</w:t>
-      </w:r>
-      <w:bookmarkEnd w:id="0"/>
-      <w:r>
-        <w:t>», «При отсрочке».</w:t>
+        <w:t>: «При добавлении», «При удалении», «При закрытии», «При отсрочке».</w:t>
       </w:r>
     </w:p>
     <w:p>
@@ -320,6 +312,11 @@
     <w:p>
       <w:r>
         <w:tab/>
+      </w:r>
+      <w:r>
+        <w:t>+</w:t>
+      </w:r>
+      <w:r>
         <w:t xml:space="preserve">0.0.4.2.1. </w:t>
       </w:r>
       <w:proofErr w:type="spellStart"/>
@@ -347,7 +344,51 @@
         <w:t>Добавить методы интеграции с Бухгалтерией:</w:t>
       </w:r>
     </w:p>
-    <w:p/>
+    <w:p>
+      <w:pPr>
+        <w:rPr>
+          <w:lang w:val="en-US"/>
+        </w:rPr>
+      </w:pPr>
+      <w:r>
+        <w:tab/>
+      </w:r>
+      <w:r>
+        <w:t>0.0.4.</w:t>
+      </w:r>
+      <w:r>
+        <w:rPr>
+          <w:lang w:val="en-US"/>
+        </w:rPr>
+        <w:t>3</w:t>
+      </w:r>
+      <w:r>
+        <w:t>.</w:t>
+      </w:r>
+      <w:r>
+        <w:rPr>
+          <w:lang w:val="en-US"/>
+        </w:rPr>
+        <w:t xml:space="preserve">1. </w:t>
+      </w:r>
+      <w:proofErr w:type="spellStart"/>
+      <w:r>
+        <w:rPr>
+          <w:lang w:val="en-US"/>
+        </w:rPr>
+        <w:t>GetProductsByName</w:t>
+      </w:r>
+      <w:bookmarkStart w:id="0" w:name="_GoBack"/>
+      <w:bookmarkEnd w:id="0"/>
+      <w:proofErr w:type="spellEnd"/>
+    </w:p>
+    <w:p>
+      <w:pPr>
+        <w:rPr>
+          <w:lang w:val="en-US"/>
+        </w:rPr>
+      </w:pPr>
+    </w:p>
     <w:p>
       <w:r>
         <w:t>0.0.4.4. Добавление Дополнительного действия:</w:t>
@@ -373,10 +414,8 @@
     <w:p/>
     <w:p>
       <w:r>
-        <w:t>0.0.4.</w:t>
-      </w:r>
-      <w:r>
-        <w:t>5. Обработка дополнительных действий при срабатывании условия:</w:t>
+        <w:lastRenderedPageBreak/>
+        <w:t>0.0.4.5. Обработка дополнительных действий при срабатывании условия:</w:t>
       </w:r>
     </w:p>
     <w:p/>

--- a/Docs/TechTask/ТЗ 0.0.4.docx
+++ b/Docs/TechTask/ТЗ 0.0.4.docx
@@ -345,30 +345,17 @@
       </w:r>
     </w:p>
     <w:p>
-      <w:pPr>
-        <w:rPr>
-          <w:lang w:val="en-US"/>
-        </w:rPr>
-      </w:pPr>
       <w:r>
         <w:tab/>
-      </w:r>
-      <w:r>
         <w:t>0.0.4.</w:t>
       </w:r>
       <w:r>
-        <w:rPr>
-          <w:lang w:val="en-US"/>
-        </w:rPr>
         <w:t>3</w:t>
       </w:r>
       <w:r>
         <w:t>.</w:t>
       </w:r>
       <w:r>
-        <w:rPr>
-          <w:lang w:val="en-US"/>
-        </w:rPr>
         <w:t xml:space="preserve">1. </w:t>
       </w:r>
       <w:proofErr w:type="spellStart"/>
@@ -378,9 +365,42 @@
         </w:rPr>
         <w:t>GetProductsByName</w:t>
       </w:r>
-      <w:bookmarkStart w:id="0" w:name="_GoBack"/>
-      <w:bookmarkEnd w:id="0"/>
       <w:proofErr w:type="spellEnd"/>
+    </w:p>
+    <w:p/>
+    <w:p>
+      <w:r>
+        <w:t>0.0.4.4. Добавление Дополнительного действия:</w:t>
+      </w:r>
+    </w:p>
+    <w:p>
+      <w:r>
+        <w:tab/>
+      </w:r>
+      <w:r>
+        <w:t>+</w:t>
+      </w:r>
+      <w:r>
+        <w:t xml:space="preserve">0.0.4.4.1. </w:t>
+      </w:r>
+      <w:proofErr w:type="spellStart"/>
+      <w:r>
+        <w:t>Бэк</w:t>
+      </w:r>
+      <w:proofErr w:type="spellEnd"/>
+    </w:p>
+    <w:p>
+      <w:r>
+        <w:tab/>
+        <w:t>0.0.4.4.2. Фронт</w:t>
+      </w:r>
+    </w:p>
+    <w:p/>
+    <w:p>
+      <w:r>
+        <w:lastRenderedPageBreak/>
+        <w:t>0.0.4.5. Обработка дополнительных действий при срабатывании условия:</w:t>
+      </w:r>
     </w:p>
     <w:p>
       <w:pPr>
@@ -388,34 +408,25 @@
           <w:lang w:val="en-US"/>
         </w:rPr>
       </w:pPr>
-    </w:p>
-    <w:p>
-      <w:r>
-        <w:t>0.0.4.4. Добавление Дополнительного действия:</w:t>
-      </w:r>
-    </w:p>
-    <w:p>
       <w:r>
         <w:tab/>
-        <w:t xml:space="preserve">0.0.4.4.1. </w:t>
-      </w:r>
-      <w:proofErr w:type="spellStart"/>
-      <w:r>
-        <w:t>Бэк</w:t>
-      </w:r>
-      <w:proofErr w:type="spellEnd"/>
-    </w:p>
-    <w:p>
-      <w:r>
-        <w:tab/>
-        <w:t>0.0.4.4.2. Фронт</w:t>
-      </w:r>
-    </w:p>
-    <w:p/>
-    <w:p>
-      <w:r>
-        <w:lastRenderedPageBreak/>
-        <w:t>0.0.4.5. Обработка дополнительных действий при срабатывании условия:</w:t>
+      </w:r>
+      <w:r>
+        <w:rPr>
+          <w:lang w:val="en-US"/>
+        </w:rPr>
+        <w:t>+</w:t>
+      </w:r>
+      <w:bookmarkStart w:id="0" w:name="_GoBack"/>
+      <w:bookmarkEnd w:id="0"/>
+      <w:r>
+        <w:t>0.0.4.</w:t>
+      </w:r>
+      <w:r>
+        <w:t>5</w:t>
+      </w:r>
+      <w:r>
+        <w:t>.1. Добавить резерв</w:t>
       </w:r>
     </w:p>
     <w:p/>

--- a/Docs/TechTask/ТЗ 0.0.4.docx
+++ b/Docs/TechTask/ТЗ 0.0.4.docx
@@ -403,33 +403,65 @@
       </w:r>
     </w:p>
     <w:p>
-      <w:pPr>
-        <w:rPr>
-          <w:lang w:val="en-US"/>
-        </w:rPr>
-      </w:pPr>
       <w:r>
         <w:tab/>
       </w:r>
       <w:r>
-        <w:rPr>
-          <w:lang w:val="en-US"/>
-        </w:rPr>
         <w:t>+</w:t>
+      </w:r>
+      <w:r>
+        <w:t>0.0.4.5.1. Добавить резерв</w:t>
+      </w:r>
+    </w:p>
+    <w:p/>
+    <w:p>
+      <w:r>
+        <w:t>0.0.4.</w:t>
+      </w:r>
+      <w:r>
+        <w:t>6</w:t>
+      </w:r>
+      <w:r>
+        <w:t xml:space="preserve">. </w:t>
+      </w:r>
+      <w:r>
+        <w:t>Удаление</w:t>
       </w:r>
       <w:bookmarkStart w:id="0" w:name="_GoBack"/>
       <w:bookmarkEnd w:id="0"/>
       <w:r>
+        <w:t xml:space="preserve"> Дополнительного действия:</w:t>
+      </w:r>
+    </w:p>
+    <w:p>
+      <w:r>
+        <w:tab/>
         <w:t>0.0.4.</w:t>
       </w:r>
       <w:r>
-        <w:t>5</w:t>
-      </w:r>
-      <w:r>
-        <w:t>.1. Добавить резерв</w:t>
-      </w:r>
-    </w:p>
-    <w:p/>
+        <w:t>6</w:t>
+      </w:r>
+      <w:r>
+        <w:t xml:space="preserve">.1. </w:t>
+      </w:r>
+      <w:proofErr w:type="spellStart"/>
+      <w:r>
+        <w:t>Бэк</w:t>
+      </w:r>
+      <w:proofErr w:type="spellEnd"/>
+    </w:p>
+    <w:p>
+      <w:r>
+        <w:tab/>
+        <w:t>0.0.4.</w:t>
+      </w:r>
+      <w:r>
+        <w:t>6</w:t>
+      </w:r>
+      <w:r>
+        <w:t>.2. Фронт</w:t>
+      </w:r>
+    </w:p>
     <w:p/>
     <w:p/>
     <w:p/>

--- a/Docs/TechTask/ТЗ 0.0.4.docx
+++ b/Docs/TechTask/ТЗ 0.0.4.docx
@@ -328,6 +328,13 @@
     <w:p>
       <w:r>
         <w:tab/>
+      </w:r>
+      <w:r>
+        <w:t>+</w:t>
+      </w:r>
+      <w:bookmarkStart w:id="0" w:name="_GoBack"/>
+      <w:bookmarkEnd w:id="0"/>
+      <w:r>
         <w:t>0.0.4.2.2. Фронт</w:t>
       </w:r>
     </w:p>
@@ -416,33 +423,13 @@
     <w:p/>
     <w:p>
       <w:r>
-        <w:t>0.0.4.</w:t>
-      </w:r>
-      <w:r>
-        <w:t>6</w:t>
-      </w:r>
-      <w:r>
-        <w:t xml:space="preserve">. </w:t>
-      </w:r>
-      <w:r>
-        <w:t>Удаление</w:t>
-      </w:r>
-      <w:bookmarkStart w:id="0" w:name="_GoBack"/>
-      <w:bookmarkEnd w:id="0"/>
-      <w:r>
-        <w:t xml:space="preserve"> Дополнительного действия:</w:t>
+        <w:t>0.0.4.6. Удаление Дополнительного действия:</w:t>
       </w:r>
     </w:p>
     <w:p>
       <w:r>
         <w:tab/>
-        <w:t>0.0.4.</w:t>
-      </w:r>
-      <w:r>
-        <w:t>6</w:t>
-      </w:r>
-      <w:r>
-        <w:t xml:space="preserve">.1. </w:t>
+        <w:t xml:space="preserve">0.0.4.6.1. </w:t>
       </w:r>
       <w:proofErr w:type="spellStart"/>
       <w:r>
@@ -453,13 +440,7 @@
     <w:p>
       <w:r>
         <w:tab/>
-        <w:t>0.0.4.</w:t>
-      </w:r>
-      <w:r>
-        <w:t>6</w:t>
-      </w:r>
-      <w:r>
-        <w:t>.2. Фронт</w:t>
+        <w:t>0.0.4.6.2. Фронт</w:t>
       </w:r>
     </w:p>
     <w:p/>

--- a/Docs/TechTask/ТЗ 0.0.4.docx
+++ b/Docs/TechTask/ТЗ 0.0.4.docx
@@ -332,8 +332,6 @@
       <w:r>
         <w:t>+</w:t>
       </w:r>
-      <w:bookmarkStart w:id="0" w:name="_GoBack"/>
-      <w:bookmarkEnd w:id="0"/>
       <w:r>
         <w:t>0.0.4.2.2. Фронт</w:t>
       </w:r>
@@ -374,38 +372,77 @@
       </w:r>
       <w:proofErr w:type="spellEnd"/>
     </w:p>
+    <w:p>
+      <w:pPr>
+        <w:rPr>
+          <w:lang w:val="en-US"/>
+        </w:rPr>
+      </w:pPr>
+      <w:r>
+        <w:tab/>
+        <w:t xml:space="preserve">0.0.4.3.2. </w:t>
+      </w:r>
+      <w:proofErr w:type="spellStart"/>
+      <w:r>
+        <w:rPr>
+          <w:lang w:val="en-US"/>
+        </w:rPr>
+        <w:t>GetProductById</w:t>
+      </w:r>
+      <w:proofErr w:type="spellEnd"/>
+    </w:p>
+    <w:p>
+      <w:r>
+        <w:rPr>
+          <w:lang w:val="en-US"/>
+        </w:rPr>
+        <w:tab/>
+        <w:t xml:space="preserve">0.0.4.3.3. </w:t>
+      </w:r>
+      <w:proofErr w:type="spellStart"/>
+      <w:r>
+        <w:rPr>
+          <w:lang w:val="en-US"/>
+        </w:rPr>
+        <w:t>AddReserve</w:t>
+      </w:r>
+      <w:proofErr w:type="spellEnd"/>
+    </w:p>
+    <w:p>
+      <w:r>
+        <w:t>0.0.4.4. Добавление Дополнительного действия:</w:t>
+      </w:r>
+    </w:p>
+    <w:p>
+      <w:r>
+        <w:tab/>
+      </w:r>
+      <w:r>
+        <w:t>+</w:t>
+      </w:r>
+      <w:r>
+        <w:t xml:space="preserve">0.0.4.4.1. </w:t>
+      </w:r>
+      <w:proofErr w:type="spellStart"/>
+      <w:r>
+        <w:t>Бэк</w:t>
+      </w:r>
+      <w:proofErr w:type="spellEnd"/>
+    </w:p>
+    <w:p>
+      <w:r>
+        <w:tab/>
+        <w:t>0.0.4.4.2</w:t>
+      </w:r>
+      <w:bookmarkStart w:id="0" w:name="_GoBack"/>
+      <w:bookmarkEnd w:id="0"/>
+      <w:r>
+        <w:t>. Фронт</w:t>
+      </w:r>
+    </w:p>
     <w:p/>
     <w:p>
       <w:r>
-        <w:t>0.0.4.4. Добавление Дополнительного действия:</w:t>
-      </w:r>
-    </w:p>
-    <w:p>
-      <w:r>
-        <w:tab/>
-      </w:r>
-      <w:r>
-        <w:t>+</w:t>
-      </w:r>
-      <w:r>
-        <w:t xml:space="preserve">0.0.4.4.1. </w:t>
-      </w:r>
-      <w:proofErr w:type="spellStart"/>
-      <w:r>
-        <w:t>Бэк</w:t>
-      </w:r>
-      <w:proofErr w:type="spellEnd"/>
-    </w:p>
-    <w:p>
-      <w:r>
-        <w:tab/>
-        <w:t>0.0.4.4.2. Фронт</w:t>
-      </w:r>
-    </w:p>
-    <w:p/>
-    <w:p>
-      <w:r>
-        <w:lastRenderedPageBreak/>
         <w:t>0.0.4.5. Обработка дополнительных действий при срабатывании условия:</w:t>
       </w:r>
     </w:p>

--- a/Docs/TechTask/ТЗ 0.0.4.docx
+++ b/Docs/TechTask/ТЗ 0.0.4.docx
@@ -373,11 +373,6 @@
       <w:proofErr w:type="spellEnd"/>
     </w:p>
     <w:p>
-      <w:pPr>
-        <w:rPr>
-          <w:lang w:val="en-US"/>
-        </w:rPr>
-      </w:pPr>
       <w:r>
         <w:tab/>
         <w:t xml:space="preserve">0.0.4.3.2. </w:t>
@@ -393,9 +388,6 @@
     </w:p>
     <w:p>
       <w:r>
-        <w:rPr>
-          <w:lang w:val="en-US"/>
-        </w:rPr>
         <w:tab/>
         <w:t xml:space="preserve">0.0.4.3.3. </w:t>
       </w:r>
@@ -432,16 +424,16 @@
     <w:p>
       <w:r>
         <w:tab/>
-        <w:t>0.0.4.4.2</w:t>
+        <w:t>0.0.4.4.2. Фронт</w:t>
+      </w:r>
+    </w:p>
+    <w:p/>
+    <w:p>
+      <w:r>
+        <w:t>+</w:t>
       </w:r>
       <w:bookmarkStart w:id="0" w:name="_GoBack"/>
       <w:bookmarkEnd w:id="0"/>
-      <w:r>
-        <w:t>. Фронт</w:t>
-      </w:r>
-    </w:p>
-    <w:p/>
-    <w:p>
       <w:r>
         <w:t>0.0.4.5. Обработка дополнительных действий при срабатывании условия:</w:t>
       </w:r>

--- a/Docs/TechTask/ТЗ 0.0.4.docx
+++ b/Docs/TechTask/ТЗ 0.0.4.docx
@@ -305,6 +305,11 @@
       </w:r>
     </w:p>
     <w:p>
+      <w:r>
+        <w:t>+</w:t>
+      </w:r>
+      <w:bookmarkStart w:id="0" w:name="_GoBack"/>
+      <w:bookmarkEnd w:id="0"/>
       <w:r>
         <w:t>0.0.4.2. Отображение дополнительных действий на карточке проекта:</w:t>
       </w:r>
@@ -432,8 +437,6 @@
       <w:r>
         <w:t>+</w:t>
       </w:r>
-      <w:bookmarkStart w:id="0" w:name="_GoBack"/>
-      <w:bookmarkEnd w:id="0"/>
       <w:r>
         <w:t>0.0.4.5. Обработка дополнительных действий при срабатывании условия:</w:t>
       </w:r>
